--- a/PMF11_Arquitetura_Escalabilidade.docx
+++ b/PMF11_Arquitetura_Escalabilidade.docx
@@ -109,7 +109,7 @@
               <w:bottom w:color="000000" w:space="0" w:sz="0" w:val="nil"/>
               <w:right w:color="000000" w:space="0" w:sz="0" w:val="nil"/>
             </w:tcBorders>
-            <w:shd w:fill="eeeeee" w:val="clear"/>
+            <w:shd w:fill="d6e0db" w:val="clear"/>
             <w:tcMar>
               <w:top w:w="160.0" w:type="dxa"/>
               <w:left w:w="260.0" w:type="dxa"/>
@@ -304,7 +304,7 @@
               <w:bottom w:color="d8d8d8" w:space="0" w:sz="4" w:val="single"/>
               <w:right w:color="d8d8d8" w:space="0" w:sz="4" w:val="single"/>
             </w:tcBorders>
-            <w:shd w:fill="f7f7f7" w:val="clear"/>
+            <w:shd w:fill="dee8e3" w:val="clear"/>
             <w:tcMar>
               <w:top w:w="90.0" w:type="dxa"/>
               <w:left w:w="160.0" w:type="dxa"/>
@@ -419,7 +419,7 @@
               <w:bottom w:color="d8d8d8" w:space="0" w:sz="4" w:val="single"/>
               <w:right w:color="d8d8d8" w:space="0" w:sz="4" w:val="single"/>
             </w:tcBorders>
-            <w:shd w:fill="f7f7f7" w:val="clear"/>
+            <w:shd w:fill="dee8e3" w:val="clear"/>
             <w:tcMar>
               <w:top w:w="90.0" w:type="dxa"/>
               <w:left w:w="160.0" w:type="dxa"/>
@@ -534,7 +534,7 @@
               <w:bottom w:color="d8d8d8" w:space="0" w:sz="4" w:val="single"/>
               <w:right w:color="d8d8d8" w:space="0" w:sz="4" w:val="single"/>
             </w:tcBorders>
-            <w:shd w:fill="f7f7f7" w:val="clear"/>
+            <w:shd w:fill="dee8e3" w:val="clear"/>
             <w:tcMar>
               <w:top w:w="90.0" w:type="dxa"/>
               <w:left w:w="160.0" w:type="dxa"/>
@@ -746,7 +746,7 @@
               <w:bottom w:color="d8d8d8" w:space="0" w:sz="4" w:val="single"/>
               <w:right w:color="d8d8d8" w:space="0" w:sz="4" w:val="single"/>
             </w:tcBorders>
-            <w:shd w:fill="f2f2f2" w:val="clear"/>
+            <w:shd w:fill="dae4df" w:val="clear"/>
             <w:tcMar>
               <w:top w:w="110.0" w:type="dxa"/>
               <w:left w:w="200.0" w:type="dxa"/>
@@ -914,7 +914,7 @@
               <w:bottom w:color="d8d8d8" w:space="0" w:sz="4" w:val="single"/>
               <w:right w:color="d8d8d8" w:space="0" w:sz="4" w:val="single"/>
             </w:tcBorders>
-            <w:shd w:fill="f2f2f2" w:val="clear"/>
+            <w:shd w:fill="dae4df" w:val="clear"/>
             <w:tcMar>
               <w:top w:w="110.0" w:type="dxa"/>
               <w:left w:w="200.0" w:type="dxa"/>
@@ -1082,7 +1082,7 @@
               <w:bottom w:color="d8d8d8" w:space="0" w:sz="4" w:val="single"/>
               <w:right w:color="d8d8d8" w:space="0" w:sz="4" w:val="single"/>
             </w:tcBorders>
-            <w:shd w:fill="f2f2f2" w:val="clear"/>
+            <w:shd w:fill="dae4df" w:val="clear"/>
             <w:tcMar>
               <w:top w:w="110.0" w:type="dxa"/>
               <w:left w:w="200.0" w:type="dxa"/>
@@ -1250,7 +1250,7 @@
               <w:bottom w:color="d8d8d8" w:space="0" w:sz="4" w:val="single"/>
               <w:right w:color="d8d8d8" w:space="0" w:sz="4" w:val="single"/>
             </w:tcBorders>
-            <w:shd w:fill="f2f2f2" w:val="clear"/>
+            <w:shd w:fill="dae4df" w:val="clear"/>
             <w:tcMar>
               <w:top w:w="110.0" w:type="dxa"/>
               <w:left w:w="200.0" w:type="dxa"/>
@@ -1592,7 +1592,7 @@
               <w:bottom w:color="d8d8d8" w:space="0" w:sz="4" w:val="single"/>
               <w:right w:color="d8d8d8" w:space="0" w:sz="4" w:val="single"/>
             </w:tcBorders>
-            <w:shd w:fill="f7f7f7" w:val="clear"/>
+            <w:shd w:fill="dee8e3" w:val="clear"/>
             <w:tcMar>
               <w:top w:w="60.0" w:type="dxa"/>
               <w:left w:w="90.0" w:type="dxa"/>
@@ -1621,7 +1621,7 @@
               <w:bottom w:color="d8d8d8" w:space="0" w:sz="4" w:val="single"/>
               <w:right w:color="d8d8d8" w:space="0" w:sz="4" w:val="single"/>
             </w:tcBorders>
-            <w:shd w:fill="f7f7f7" w:val="clear"/>
+            <w:shd w:fill="dee8e3" w:val="clear"/>
             <w:tcMar>
               <w:top w:w="60.0" w:type="dxa"/>
               <w:left w:w="90.0" w:type="dxa"/>
@@ -1650,7 +1650,7 @@
               <w:bottom w:color="d8d8d8" w:space="0" w:sz="4" w:val="single"/>
               <w:right w:color="d8d8d8" w:space="0" w:sz="4" w:val="single"/>
             </w:tcBorders>
-            <w:shd w:fill="f7f7f7" w:val="clear"/>
+            <w:shd w:fill="dee8e3" w:val="clear"/>
             <w:tcMar>
               <w:top w:w="60.0" w:type="dxa"/>
               <w:left w:w="90.0" w:type="dxa"/>
@@ -1679,7 +1679,7 @@
               <w:bottom w:color="d8d8d8" w:space="0" w:sz="4" w:val="single"/>
               <w:right w:color="d8d8d8" w:space="0" w:sz="4" w:val="single"/>
             </w:tcBorders>
-            <w:shd w:fill="f7f7f7" w:val="clear"/>
+            <w:shd w:fill="dee8e3" w:val="clear"/>
             <w:tcMar>
               <w:top w:w="60.0" w:type="dxa"/>
               <w:left w:w="90.0" w:type="dxa"/>
@@ -1838,7 +1838,7 @@
               <w:bottom w:color="d8d8d8" w:space="0" w:sz="4" w:val="single"/>
               <w:right w:color="d8d8d8" w:space="0" w:sz="4" w:val="single"/>
             </w:tcBorders>
-            <w:shd w:fill="f7f7f7" w:val="clear"/>
+            <w:shd w:fill="dee8e3" w:val="clear"/>
             <w:tcMar>
               <w:top w:w="60.0" w:type="dxa"/>
               <w:left w:w="90.0" w:type="dxa"/>
@@ -1867,7 +1867,7 @@
               <w:bottom w:color="d8d8d8" w:space="0" w:sz="4" w:val="single"/>
               <w:right w:color="d8d8d8" w:space="0" w:sz="4" w:val="single"/>
             </w:tcBorders>
-            <w:shd w:fill="f7f7f7" w:val="clear"/>
+            <w:shd w:fill="dee8e3" w:val="clear"/>
             <w:tcMar>
               <w:top w:w="60.0" w:type="dxa"/>
               <w:left w:w="90.0" w:type="dxa"/>
@@ -1896,7 +1896,7 @@
               <w:bottom w:color="d8d8d8" w:space="0" w:sz="4" w:val="single"/>
               <w:right w:color="d8d8d8" w:space="0" w:sz="4" w:val="single"/>
             </w:tcBorders>
-            <w:shd w:fill="f7f7f7" w:val="clear"/>
+            <w:shd w:fill="dee8e3" w:val="clear"/>
             <w:tcMar>
               <w:top w:w="60.0" w:type="dxa"/>
               <w:left w:w="90.0" w:type="dxa"/>
@@ -1925,7 +1925,7 @@
               <w:bottom w:color="d8d8d8" w:space="0" w:sz="4" w:val="single"/>
               <w:right w:color="d8d8d8" w:space="0" w:sz="4" w:val="single"/>
             </w:tcBorders>
-            <w:shd w:fill="f7f7f7" w:val="clear"/>
+            <w:shd w:fill="dee8e3" w:val="clear"/>
             <w:tcMar>
               <w:top w:w="60.0" w:type="dxa"/>
               <w:left w:w="90.0" w:type="dxa"/>
@@ -2084,7 +2084,7 @@
               <w:bottom w:color="d8d8d8" w:space="0" w:sz="4" w:val="single"/>
               <w:right w:color="d8d8d8" w:space="0" w:sz="4" w:val="single"/>
             </w:tcBorders>
-            <w:shd w:fill="f7f7f7" w:val="clear"/>
+            <w:shd w:fill="dee8e3" w:val="clear"/>
             <w:tcMar>
               <w:top w:w="60.0" w:type="dxa"/>
               <w:left w:w="90.0" w:type="dxa"/>
@@ -2113,7 +2113,7 @@
               <w:bottom w:color="d8d8d8" w:space="0" w:sz="4" w:val="single"/>
               <w:right w:color="d8d8d8" w:space="0" w:sz="4" w:val="single"/>
             </w:tcBorders>
-            <w:shd w:fill="f7f7f7" w:val="clear"/>
+            <w:shd w:fill="dee8e3" w:val="clear"/>
             <w:tcMar>
               <w:top w:w="60.0" w:type="dxa"/>
               <w:left w:w="90.0" w:type="dxa"/>
@@ -2142,7 +2142,7 @@
               <w:bottom w:color="d8d8d8" w:space="0" w:sz="4" w:val="single"/>
               <w:right w:color="d8d8d8" w:space="0" w:sz="4" w:val="single"/>
             </w:tcBorders>
-            <w:shd w:fill="f7f7f7" w:val="clear"/>
+            <w:shd w:fill="dee8e3" w:val="clear"/>
             <w:tcMar>
               <w:top w:w="60.0" w:type="dxa"/>
               <w:left w:w="90.0" w:type="dxa"/>
@@ -2171,7 +2171,7 @@
               <w:bottom w:color="d8d8d8" w:space="0" w:sz="4" w:val="single"/>
               <w:right w:color="d8d8d8" w:space="0" w:sz="4" w:val="single"/>
             </w:tcBorders>
-            <w:shd w:fill="f7f7f7" w:val="clear"/>
+            <w:shd w:fill="dee8e3" w:val="clear"/>
             <w:tcMar>
               <w:top w:w="60.0" w:type="dxa"/>
               <w:left w:w="90.0" w:type="dxa"/>
@@ -2365,7 +2365,7 @@
               <w:bottom w:color="d8d8d8" w:space="0" w:sz="4" w:val="single"/>
               <w:right w:color="d8d8d8" w:space="0" w:sz="4" w:val="single"/>
             </w:tcBorders>
-            <w:shd w:fill="f2f2f2" w:val="clear"/>
+            <w:shd w:fill="dae4df" w:val="clear"/>
             <w:tcMar>
               <w:top w:w="120.0" w:type="dxa"/>
               <w:left w:w="200.0" w:type="dxa"/>
@@ -2494,7 +2494,7 @@
               <w:bottom w:color="000000" w:space="0" w:sz="0" w:val="nil"/>
               <w:right w:color="000000" w:space="0" w:sz="0" w:val="nil"/>
             </w:tcBorders>
-            <w:shd w:fill="eeeeee" w:val="clear"/>
+            <w:shd w:fill="d6e0db" w:val="clear"/>
             <w:tcMar>
               <w:top w:w="160.0" w:type="dxa"/>
               <w:left w:w="260.0" w:type="dxa"/>
@@ -2769,7 +2769,7 @@
       <w:rPr/>
       <w:drawing>
         <wp:inline distB="114300" distT="114300" distL="114300" distR="114300">
-          <wp:extent cx="1106897" cy="623888"/>
+          <wp:extent cx="1911049" cy="623888"/>
           <wp:effectExtent b="0" l="0" r="0" t="0"/>
           <wp:docPr id="1" name="image1.png"/>
           <a:graphic>
@@ -2781,7 +2781,7 @@
                 </pic:nvPicPr>
                 <pic:blipFill>
                   <a:blip r:embed="rId1"/>
-                  <a:srcRect b="27972" l="11329" r="12428" t="30420"/>
+                  <a:srcRect b="0" l="0" r="0" t="0"/>
                   <a:stretch>
                     <a:fillRect/>
                   </a:stretch>
@@ -2789,7 +2789,7 @@
                 <pic:spPr>
                   <a:xfrm>
                     <a:off x="0" y="0"/>
-                    <a:ext cx="1106897" cy="623888"/>
+                    <a:ext cx="1911049" cy="623888"/>
                   </a:xfrm>
                   <a:prstGeom prst="rect"/>
                   <a:ln/>
